--- a/docs/_tools/generated/design-prompts/prompt-bronze-layer-ingest.docx
+++ b/docs/_tools/generated/design-prompts/prompt-bronze-layer-ingest.docx
@@ -2,6 +2,350 @@
 <file path=word/document.xml><?xml version="1.0" encoding="utf-8"?>
 <w:document xmlns:wpc="http://schemas.microsoft.com/office/word/2010/wordprocessingCanvas" xmlns:mo="http://schemas.microsoft.com/office/mac/office/2008/main" xmlns:mc="http://schemas.openxmlformats.org/markup-compatibility/2006" xmlns:mv="urn:schemas-microsoft-com:mac:vml" xmlns:o="urn:schemas-microsoft-com:office:office" xmlns:r="http://schemas.openxmlformats.org/officeDocument/2006/relationships" xmlns:m="http://schemas.openxmlformats.org/officeDocument/2006/math" xmlns:v="urn:schemas-microsoft-com:vml" xmlns:wp14="http://schemas.microsoft.com/office/word/2010/wordprocessingDrawing" xmlns:wp="http://schemas.openxmlformats.org/drawingml/2006/wordprocessingDrawing" xmlns:w10="urn:schemas-microsoft-com:office:word" xmlns:w="http://schemas.openxmlformats.org/wordprocessingml/2006/main" xmlns:w14="http://schemas.microsoft.com/office/word/2010/wordml" xmlns:wpg="http://schemas.microsoft.com/office/word/2010/wordprocessingGroup" xmlns:wpi="http://schemas.microsoft.com/office/word/2010/wordprocessingInk" xmlns:wne="http://schemas.microsoft.com/office/word/2006/wordml" xmlns:wps="http://schemas.microsoft.com/office/word/2010/wordprocessingShape" mc:Ignorable="w14 wp14">
   <w:body>
+    <w:p>
+      <w:pPr>
+        <w:pStyle w:val="Heading1"/>
+        <w:spacing w:after="240" w:before="0"/>
+      </w:pPr>
+      <w:r>
+        <w:t>Table of Contents</w:t>
+      </w:r>
+    </w:p>
+    <w:p>
+      <w:pPr>
+        <w:spacing w:after="40" w:before="40"/>
+        <w:ind w:left="0"/>
+      </w:pPr>
+      <w:hyperlink w:anchor="Design_Prompt__Bronze_Layer_Ingestion">
+        <w:r>
+          <w:rPr>
+            <w:color w:val="0000FF"/>
+            <w:u w:val="single"/>
+          </w:rPr>
+          <w:t>Design Prompt: Bronze Layer Ingestion</w:t>
+        </w:r>
+      </w:hyperlink>
+    </w:p>
+    <w:p>
+      <w:pPr>
+        <w:spacing w:after="40" w:before="40"/>
+        <w:ind w:left="360"/>
+      </w:pPr>
+      <w:hyperlink w:anchor="Context_for_Implementation">
+        <w:r>
+          <w:rPr>
+            <w:color w:val="0000FF"/>
+            <w:u w:val="single"/>
+          </w:rPr>
+          <w:t>Context for Implementation</w:t>
+        </w:r>
+      </w:hyperlink>
+    </w:p>
+    <w:p>
+      <w:pPr>
+        <w:spacing w:after="40" w:before="40"/>
+        <w:ind w:left="360"/>
+      </w:pPr>
+      <w:hyperlink w:anchor="Objective">
+        <w:r>
+          <w:rPr>
+            <w:color w:val="0000FF"/>
+            <w:u w:val="single"/>
+          </w:rPr>
+          <w:t>Objective</w:t>
+        </w:r>
+      </w:hyperlink>
+    </w:p>
+    <w:p>
+      <w:pPr>
+        <w:spacing w:after="40" w:before="40"/>
+        <w:ind w:left="360"/>
+      </w:pPr>
+      <w:hyperlink w:anchor="Input_Specification">
+        <w:r>
+          <w:rPr>
+            <w:color w:val="0000FF"/>
+            <w:u w:val="single"/>
+          </w:rPr>
+          <w:t>Input Specification</w:t>
+        </w:r>
+      </w:hyperlink>
+    </w:p>
+    <w:p>
+      <w:pPr>
+        <w:spacing w:after="40" w:before="40"/>
+        <w:ind w:left="720"/>
+      </w:pPr>
+      <w:hyperlink w:anchor="Source_Data__TRIGA_Sensor_CSV">
+        <w:r>
+          <w:rPr>
+            <w:color w:val="0000FF"/>
+            <w:u w:val="single"/>
+          </w:rPr>
+          <w:t>Source Data: TRIGA Sensor CSV</w:t>
+        </w:r>
+      </w:hyperlink>
+    </w:p>
+    <w:p>
+      <w:pPr>
+        <w:spacing w:after="40" w:before="40"/>
+        <w:ind w:left="720"/>
+      </w:pPr>
+      <w:hyperlink w:anchor="Expected_Variations">
+        <w:r>
+          <w:rPr>
+            <w:color w:val="0000FF"/>
+            <w:u w:val="single"/>
+          </w:rPr>
+          <w:t>Expected Variations</w:t>
+        </w:r>
+      </w:hyperlink>
+    </w:p>
+    <w:p>
+      <w:pPr>
+        <w:spacing w:after="40" w:before="40"/>
+        <w:ind w:left="360"/>
+      </w:pPr>
+      <w:hyperlink w:anchor="Output_Specification">
+        <w:r>
+          <w:rPr>
+            <w:color w:val="0000FF"/>
+            <w:u w:val="single"/>
+          </w:rPr>
+          <w:t>Output Specification</w:t>
+        </w:r>
+      </w:hyperlink>
+    </w:p>
+    <w:p>
+      <w:pPr>
+        <w:spacing w:after="40" w:before="40"/>
+        <w:ind w:left="720"/>
+      </w:pPr>
+      <w:hyperlink w:anchor="Target__Iceberg_Bronze_Table">
+        <w:r>
+          <w:rPr>
+            <w:color w:val="0000FF"/>
+            <w:u w:val="single"/>
+          </w:rPr>
+          <w:t>Target: Iceberg Bronze Table</w:t>
+        </w:r>
+      </w:hyperlink>
+    </w:p>
+    <w:p>
+      <w:pPr>
+        <w:spacing w:after="40" w:before="40"/>
+        <w:ind w:left="360"/>
+      </w:pPr>
+      <w:hyperlink w:anchor="Implementation_Requirements">
+        <w:r>
+          <w:rPr>
+            <w:color w:val="0000FF"/>
+            <w:u w:val="single"/>
+          </w:rPr>
+          <w:t>Implementation Requirements</w:t>
+        </w:r>
+      </w:hyperlink>
+    </w:p>
+    <w:p>
+      <w:pPr>
+        <w:spacing w:after="40" w:before="40"/>
+        <w:ind w:left="720"/>
+      </w:pPr>
+      <w:hyperlink w:anchor="bm_1__Module_Structure">
+        <w:r>
+          <w:rPr>
+            <w:color w:val="0000FF"/>
+            <w:u w:val="single"/>
+          </w:rPr>
+          <w:t>1. Module Structure</w:t>
+        </w:r>
+      </w:hyperlink>
+    </w:p>
+    <w:p>
+      <w:pPr>
+        <w:spacing w:after="40" w:before="40"/>
+        <w:ind w:left="720"/>
+      </w:pPr>
+      <w:hyperlink w:anchor="bm_2__Core_Functions">
+        <w:r>
+          <w:rPr>
+            <w:color w:val="0000FF"/>
+            <w:u w:val="single"/>
+          </w:rPr>
+          <w:t>2. Core Functions</w:t>
+        </w:r>
+      </w:hyperlink>
+    </w:p>
+    <w:p>
+      <w:pPr>
+        <w:spacing w:after="40" w:before="40"/>
+        <w:ind w:left="720"/>
+      </w:pPr>
+      <w:hyperlink w:anchor="bm_3__Deduplication_Strategy">
+        <w:r>
+          <w:rPr>
+            <w:color w:val="0000FF"/>
+            <w:u w:val="single"/>
+          </w:rPr>
+          <w:t>3. Deduplication Strategy</w:t>
+        </w:r>
+      </w:hyperlink>
+    </w:p>
+    <w:p>
+      <w:pPr>
+        <w:spacing w:after="40" w:before="40"/>
+        <w:ind w:left="720"/>
+      </w:pPr>
+      <w:hyperlink w:anchor="bm_4__Schema_Evolution_Handling">
+        <w:r>
+          <w:rPr>
+            <w:color w:val="0000FF"/>
+            <w:u w:val="single"/>
+          </w:rPr>
+          <w:t>4. Schema Evolution Handling</w:t>
+        </w:r>
+      </w:hyperlink>
+    </w:p>
+    <w:p>
+      <w:pPr>
+        <w:spacing w:after="40" w:before="40"/>
+        <w:ind w:left="720"/>
+      </w:pPr>
+      <w:hyperlink w:anchor="bm_5__Configuration">
+        <w:r>
+          <w:rPr>
+            <w:color w:val="0000FF"/>
+            <w:u w:val="single"/>
+          </w:rPr>
+          <w:t>5. Configuration</w:t>
+        </w:r>
+      </w:hyperlink>
+    </w:p>
+    <w:p>
+      <w:pPr>
+        <w:spacing w:after="40" w:before="40"/>
+        <w:ind w:left="360"/>
+      </w:pPr>
+      <w:hyperlink w:anchor="Testing_Requirements">
+        <w:r>
+          <w:rPr>
+            <w:color w:val="0000FF"/>
+            <w:u w:val="single"/>
+          </w:rPr>
+          <w:t>Testing Requirements</w:t>
+        </w:r>
+      </w:hyperlink>
+    </w:p>
+    <w:p>
+      <w:pPr>
+        <w:spacing w:after="40" w:before="40"/>
+        <w:ind w:left="720"/>
+      </w:pPr>
+      <w:hyperlink w:anchor="Unit_Tests">
+        <w:r>
+          <w:rPr>
+            <w:color w:val="0000FF"/>
+            <w:u w:val="single"/>
+          </w:rPr>
+          <w:t>Unit Tests</w:t>
+        </w:r>
+      </w:hyperlink>
+    </w:p>
+    <w:p>
+      <w:pPr>
+        <w:spacing w:after="40" w:before="40"/>
+        <w:ind w:left="720"/>
+      </w:pPr>
+      <w:hyperlink w:anchor="Integration_Test">
+        <w:r>
+          <w:rPr>
+            <w:color w:val="0000FF"/>
+            <w:u w:val="single"/>
+          </w:rPr>
+          <w:t>Integration Test</w:t>
+        </w:r>
+      </w:hyperlink>
+    </w:p>
+    <w:p>
+      <w:pPr>
+        <w:spacing w:after="40" w:before="40"/>
+        <w:ind w:left="360"/>
+      </w:pPr>
+      <w:hyperlink w:anchor="Success_Criteria">
+        <w:r>
+          <w:rPr>
+            <w:color w:val="0000FF"/>
+            <w:u w:val="single"/>
+          </w:rPr>
+          <w:t>Success Criteria</w:t>
+        </w:r>
+      </w:hyperlink>
+    </w:p>
+    <w:p>
+      <w:pPr>
+        <w:spacing w:after="40" w:before="40"/>
+        <w:ind w:left="360"/>
+      </w:pPr>
+      <w:hyperlink w:anchor="Example_Usage">
+        <w:r>
+          <w:rPr>
+            <w:color w:val="0000FF"/>
+            <w:u w:val="single"/>
+          </w:rPr>
+          <w:t>Example Usage</w:t>
+        </w:r>
+      </w:hyperlink>
+    </w:p>
+    <w:p>
+      <w:pPr>
+        <w:spacing w:after="40" w:before="40"/>
+        <w:ind w:left="360"/>
+      </w:pPr>
+      <w:hyperlink w:anchor="Dependencies">
+        <w:r>
+          <w:rPr>
+            <w:color w:val="0000FF"/>
+            <w:u w:val="single"/>
+          </w:rPr>
+          <w:t>Dependencies</w:t>
+        </w:r>
+      </w:hyperlink>
+    </w:p>
+    <w:p>
+      <w:pPr>
+        <w:spacing w:after="40" w:before="40"/>
+        <w:ind w:left="360"/>
+      </w:pPr>
+      <w:hyperlink w:anchor="Follow-Up_Components">
+        <w:r>
+          <w:rPr>
+            <w:color w:val="0000FF"/>
+            <w:u w:val="single"/>
+          </w:rPr>
+          <w:t>Follow-Up Components</w:t>
+        </w:r>
+      </w:hyperlink>
+    </w:p>
+    <w:p>
+      <w:pPr>
+        <w:spacing w:after="40" w:before="40"/>
+        <w:ind w:left="360"/>
+      </w:pPr>
+      <w:hyperlink w:anchor="Notes_for_Implementation">
+        <w:r>
+          <w:rPr>
+            <w:color w:val="0000FF"/>
+            <w:u w:val="single"/>
+          </w:rPr>
+          <w:t>Notes for Implementation</w:t>
+        </w:r>
+      </w:hyperlink>
+    </w:p>
+    <w:p>
+      <w:r>
+        <w:br w:type="page"/>
+      </w:r>
+    </w:p>
     <w:p>
       <w:pPr>
         <w:pStyle w:val="Heading1"/>
@@ -141,11 +485,6 @@
     </w:p>
     <w:p>
       <w:pPr>
-        <w:numPr>
-          <w:ilvl w:val="0"/>
-          <w:numId w:val="1"/>
-          <w:numRestart w:val="1"/>
-        </w:numPr>
         <w:pStyle w:val="ListNumber"/>
         <w:spacing w:after="40" w:before="0"/>
       </w:pPr>
@@ -1330,11 +1669,6 @@
     </w:p>
     <w:p>
       <w:pPr>
-        <w:numPr>
-          <w:ilvl w:val="0"/>
-          <w:numId w:val="1"/>
-          <w:numRestart w:val="1"/>
-        </w:numPr>
         <w:pStyle w:val="ListNumber"/>
         <w:spacing w:after="40" w:before="0"/>
       </w:pPr>
